--- a/Coding 2 - year/Unit 6 - APIs & External Libraries/Daily Lesson Plans/Word/Day 6.docx
+++ b/Coding 2 - year/Unit 6 - APIs & External Libraries/Daily Lesson Plans/Word/Day 6.docx
@@ -50,12 +50,15 @@
               </w:rPr>
               <w:t xml:space="preserve">Coding II — Full Year</w:t>
             </w:r>
-          </w:p>
-          <w:p>
-            <w:pPr>
-              <w:spacing w:before="40"/>
-              <w:jc w:val="center"/>
-            </w:pPr>
+            <w:r>
+              <w:rPr>
+                <w:rFonts w:ascii="Arial" w:cs="Arial" w:eastAsia="Arial" w:hAnsi="Arial"/>
+                <w:sz w:val="16"/>
+                <w:szCs w:val="16"/>
+              </w:rPr>
+              <w:br/>
+              <w:t xml:space="preserve"/>
+            </w:r>
             <w:r>
               <w:rPr>
                 <w:rFonts w:ascii="Arial" w:cs="Arial" w:eastAsia="Arial" w:hAnsi="Arial"/>
@@ -83,7 +86,7 @@
           <w:rFonts w:ascii="Arial" w:cs="Arial" w:eastAsia="Arial" w:hAnsi="Arial"/>
           <w:b/>
           <w:bCs/>
-          <w:color w:val="0D3B1F"/>
+          <w:color w:val="1B7A4A"/>
           <w:sz w:val="32"/>
           <w:szCs w:val="32"/>
         </w:rPr>
@@ -261,9 +264,9 @@
               <w:right w:val="single" w:color="CCCCCC" w:sz="1"/>
             </w:tcBorders>
             <w:tcMar>
-              <w:top w:type="dxa" w:w="60"/>
+              <w:top w:type="dxa" w:w="80"/>
               <w:left w:type="dxa" w:w="120"/>
-              <w:bottom w:type="dxa" w:w="60"/>
+              <w:bottom w:type="dxa" w:w="80"/>
               <w:right w:type="dxa" w:w="120"/>
             </w:tcMar>
           </w:tcPr>
@@ -290,20 +293,213 @@
               <w:right w:val="single" w:color="CCCCCC" w:sz="1"/>
             </w:tcBorders>
             <w:tcMar>
-              <w:top w:type="dxa" w:w="60"/>
+              <w:top w:type="dxa" w:w="80"/>
               <w:left w:type="dxa" w:w="120"/>
-              <w:bottom w:type="dxa" w:w="60"/>
+              <w:bottom w:type="dxa" w:w="80"/>
               <w:right w:type="dxa" w:w="120"/>
             </w:tcMar>
           </w:tcPr>
           <w:p>
-            <w:r>
-              <w:rPr>
-                <w:rFonts w:ascii="Arial" w:cs="Arial" w:eastAsia="Arial" w:hAnsi="Arial"/>
-                <w:sz w:val="20"/>
-                <w:szCs w:val="20"/>
+            <w:pPr>
+              <w:spacing w:after="80" w:before="80"/>
+            </w:pPr>
+            <w:r>
+              <w:rPr>
+                <w:rFonts w:ascii="Arial" w:cs="Arial" w:eastAsia="Arial" w:hAnsi="Arial"/>
+                <w:b/>
+                <w:bCs/>
+                <w:i w:val="false"/>
+                <w:iCs w:val="false"/>
+                <w:color w:val="000000"/>
+                <w:sz w:val="22"/>
+                <w:szCs w:val="22"/>
               </w:rPr>
               <w:t xml:space="preserve">Bell Ringer / Review</w:t>
+            </w:r>
+            <w:r>
+              <w:rPr>
+                <w:rFonts w:ascii="Arial" w:cs="Arial" w:eastAsia="Arial" w:hAnsi="Arial"/>
+                <w:sz w:val="20"/>
+                <w:szCs w:val="20"/>
+              </w:rPr>
+              <w:br/>
+              <w:t xml:space="preserve"/>
+            </w:r>
+            <w:r>
+              <w:rPr>
+                <w:rFonts w:ascii="Arial" w:cs="Arial" w:eastAsia="Arial" w:hAnsi="Arial"/>
+                <w:sz w:val="20"/>
+                <w:szCs w:val="20"/>
+              </w:rPr>
+              <w:br/>
+              <w:t xml:space="preserve"/>
+            </w:r>
+            <w:r>
+              <w:rPr>
+                <w:rFonts w:ascii="Arial" w:cs="Arial" w:eastAsia="Arial" w:hAnsi="Arial"/>
+                <w:b/>
+                <w:bCs/>
+                <w:i w:val="false"/>
+                <w:iCs w:val="false"/>
+                <w:color w:val="000000"/>
+                <w:sz w:val="20"/>
+                <w:szCs w:val="20"/>
+              </w:rPr>
+              <w:t xml:space="preserve">Quick Write </w:t>
+            </w:r>
+            <w:r>
+              <w:rPr>
+                <w:rFonts w:ascii="Arial" w:cs="Arial" w:eastAsia="Arial" w:hAnsi="Arial"/>
+                <w:b w:val="false"/>
+                <w:bCs w:val="false"/>
+                <w:i w:val="false"/>
+                <w:iCs w:val="false"/>
+                <w:color w:val="000000"/>
+                <w:sz w:val="20"/>
+                <w:szCs w:val="20"/>
+              </w:rPr>
+              <w:t xml:space="preserve">(3 min — written or verbal):</w:t>
+            </w:r>
+            <w:r>
+              <w:rPr>
+                <w:rFonts w:ascii="Arial" w:cs="Arial" w:eastAsia="Arial" w:hAnsi="Arial"/>
+                <w:sz w:val="20"/>
+                <w:szCs w:val="20"/>
+              </w:rPr>
+              <w:br/>
+              <w:t xml:space="preserve"/>
+            </w:r>
+            <w:r>
+              <w:rPr>
+                <w:rFonts w:ascii="Arial" w:cs="Arial" w:eastAsia="Arial" w:hAnsi="Arial"/>
+                <w:b w:val="false"/>
+                <w:bCs w:val="false"/>
+                <w:i w:val="false"/>
+                <w:iCs w:val="false"/>
+                <w:color w:val="000000"/>
+                <w:sz w:val="20"/>
+                <w:szCs w:val="20"/>
+              </w:rPr>
+              <w:t xml:space="preserve">    In your own words: Work with APIs that require authentication using API keys?</w:t>
+            </w:r>
+            <w:r>
+              <w:rPr>
+                <w:rFonts w:ascii="Arial" w:cs="Arial" w:eastAsia="Arial" w:hAnsi="Arial"/>
+                <w:sz w:val="20"/>
+                <w:szCs w:val="20"/>
+              </w:rPr>
+              <w:br/>
+              <w:t xml:space="preserve"/>
+            </w:r>
+            <w:r>
+              <w:rPr>
+                <w:rFonts w:ascii="Arial" w:cs="Arial" w:eastAsia="Arial" w:hAnsi="Arial"/>
+                <w:sz w:val="20"/>
+                <w:szCs w:val="20"/>
+              </w:rPr>
+              <w:br/>
+              <w:t xml:space="preserve"/>
+            </w:r>
+            <w:r>
+              <w:rPr>
+                <w:rFonts w:ascii="Arial" w:cs="Arial" w:eastAsia="Arial" w:hAnsi="Arial"/>
+                <w:b/>
+                <w:bCs/>
+                <w:i w:val="false"/>
+                <w:iCs w:val="false"/>
+                <w:color w:val="000000"/>
+                <w:sz w:val="20"/>
+                <w:szCs w:val="20"/>
+              </w:rPr>
+              <w:t xml:space="preserve">Vocabulary Preview — </w:t>
+            </w:r>
+            <w:r>
+              <w:rPr>
+                <w:rFonts w:ascii="Arial" w:cs="Arial" w:eastAsia="Arial" w:hAnsi="Arial"/>
+                <w:b w:val="false"/>
+                <w:bCs w:val="false"/>
+                <w:i w:val="false"/>
+                <w:iCs w:val="false"/>
+                <w:color w:val="000000"/>
+                <w:sz w:val="20"/>
+                <w:szCs w:val="20"/>
+              </w:rPr>
+              <w:t xml:space="preserve">terms we'll use today:</w:t>
+            </w:r>
+            <w:r>
+              <w:rPr>
+                <w:rFonts w:ascii="Arial" w:cs="Arial" w:eastAsia="Arial" w:hAnsi="Arial"/>
+                <w:sz w:val="20"/>
+                <w:szCs w:val="20"/>
+              </w:rPr>
+              <w:br/>
+              <w:t xml:space="preserve"/>
+            </w:r>
+            <w:r>
+              <w:rPr>
+                <w:rFonts w:ascii="Arial" w:cs="Arial" w:eastAsia="Arial" w:hAnsi="Arial"/>
+                <w:b w:val="false"/>
+                <w:bCs w:val="false"/>
+                <w:i w:val="false"/>
+                <w:iCs w:val="false"/>
+                <w:color w:val="000000"/>
+                <w:sz w:val="20"/>
+                <w:szCs w:val="20"/>
+              </w:rPr>
+              <w:t xml:space="preserve">    • API Keys   •   Where to Get Keys   •   For School</w:t>
+            </w:r>
+            <w:r>
+              <w:rPr>
+                <w:rFonts w:ascii="Arial" w:cs="Arial" w:eastAsia="Arial" w:hAnsi="Arial"/>
+                <w:sz w:val="20"/>
+                <w:szCs w:val="20"/>
+              </w:rPr>
+              <w:br/>
+              <w:t xml:space="preserve"/>
+            </w:r>
+            <w:r>
+              <w:rPr>
+                <w:rFonts w:ascii="Arial" w:cs="Arial" w:eastAsia="Arial" w:hAnsi="Arial"/>
+                <w:sz w:val="20"/>
+                <w:szCs w:val="20"/>
+              </w:rPr>
+              <w:br/>
+              <w:t xml:space="preserve"/>
+            </w:r>
+            <w:r>
+              <w:rPr>
+                <w:rFonts w:ascii="Arial" w:cs="Arial" w:eastAsia="Arial" w:hAnsi="Arial"/>
+                <w:b w:val="false"/>
+                <w:bCs w:val="false"/>
+                <w:i/>
+                <w:iCs/>
+                <w:color w:val="444444"/>
+                <w:sz w:val="20"/>
+                <w:szCs w:val="20"/>
+              </w:rPr>
+              <w:t xml:space="preserve">Today's Goal: By the end of class you will be able to work with APIs that require authentication using API keys.</w:t>
+            </w:r>
+            <w:r>
+              <w:rPr>
+                <w:rFonts w:ascii="Arial" w:cs="Arial" w:eastAsia="Arial" w:hAnsi="Arial"/>
+                <w:sz w:val="20"/>
+                <w:szCs w:val="20"/>
+              </w:rPr>
+              <w:br/>
+              <w:t xml:space="preserve"/>
+            </w:r>
+            <w:r>
+              <w:rPr>
+                <w:rFonts w:ascii="Arial" w:cs="Arial" w:eastAsia="Arial" w:hAnsi="Arial"/>
+                <w:b w:val="false"/>
+                <w:bCs w:val="false"/>
+                <w:i/>
+                <w:iCs/>
+                <w:color w:val="555555"/>
+                <w:sz w:val="20"/>
+                <w:szCs w:val="20"/>
+              </w:rPr>
+              <w:t xml:space="preserve">→ Pair-share your response, then 2–3 students share with the class.</w:t>
             </w:r>
           </w:p>
         </w:tc>
@@ -319,9 +515,9 @@
               <w:right w:val="single" w:color="CCCCCC" w:sz="1"/>
             </w:tcBorders>
             <w:tcMar>
-              <w:top w:type="dxa" w:w="60"/>
+              <w:top w:type="dxa" w:w="80"/>
               <w:left w:type="dxa" w:w="120"/>
-              <w:bottom w:type="dxa" w:w="60"/>
+              <w:bottom w:type="dxa" w:w="80"/>
               <w:right w:type="dxa" w:w="120"/>
             </w:tcMar>
           </w:tcPr>
@@ -348,20 +544,446 @@
               <w:right w:val="single" w:color="CCCCCC" w:sz="1"/>
             </w:tcBorders>
             <w:tcMar>
-              <w:top w:type="dxa" w:w="60"/>
+              <w:top w:type="dxa" w:w="80"/>
               <w:left w:type="dxa" w:w="120"/>
-              <w:bottom w:type="dxa" w:w="60"/>
+              <w:bottom w:type="dxa" w:w="80"/>
               <w:right w:type="dxa" w:w="120"/>
             </w:tcMar>
           </w:tcPr>
           <w:p>
-            <w:r>
-              <w:rPr>
-                <w:rFonts w:ascii="Arial" w:cs="Arial" w:eastAsia="Arial" w:hAnsi="Arial"/>
-                <w:sz w:val="20"/>
-                <w:szCs w:val="20"/>
-              </w:rPr>
-              <w:t xml:space="preserve">Mini Lesson: API Keys &amp; Authentication</w:t>
+            <w:pPr>
+              <w:spacing w:after="80" w:before="80"/>
+            </w:pPr>
+            <w:r>
+              <w:rPr>
+                <w:rFonts w:ascii="Arial" w:cs="Arial" w:eastAsia="Arial" w:hAnsi="Arial"/>
+                <w:b/>
+                <w:bCs/>
+                <w:i w:val="false"/>
+                <w:iCs w:val="false"/>
+                <w:color w:val="000000"/>
+                <w:sz w:val="22"/>
+                <w:szCs w:val="22"/>
+              </w:rPr>
+              <w:t xml:space="preserve">Mini Lesson: </w:t>
+            </w:r>
+            <w:r>
+              <w:rPr>
+                <w:rFonts w:ascii="Arial" w:cs="Arial" w:eastAsia="Arial" w:hAnsi="Arial"/>
+                <w:b w:val="false"/>
+                <w:bCs w:val="false"/>
+                <w:i w:val="false"/>
+                <w:iCs w:val="false"/>
+                <w:color w:val="000000"/>
+                <w:sz w:val="22"/>
+                <w:szCs w:val="22"/>
+              </w:rPr>
+              <w:t xml:space="preserve">API Keys &amp; Authentication</w:t>
+            </w:r>
+            <w:r>
+              <w:rPr>
+                <w:rFonts w:ascii="Arial" w:cs="Arial" w:eastAsia="Arial" w:hAnsi="Arial"/>
+                <w:sz w:val="20"/>
+                <w:szCs w:val="20"/>
+              </w:rPr>
+              <w:br/>
+              <w:t xml:space="preserve"/>
+            </w:r>
+            <w:r>
+              <w:rPr>
+                <w:rFonts w:ascii="Arial" w:cs="Arial" w:eastAsia="Arial" w:hAnsi="Arial"/>
+                <w:sz w:val="20"/>
+                <w:szCs w:val="20"/>
+              </w:rPr>
+              <w:br/>
+              <w:t xml:space="preserve"/>
+            </w:r>
+            <w:r>
+              <w:rPr>
+                <w:rFonts w:ascii="Arial" w:cs="Arial" w:eastAsia="Arial" w:hAnsi="Arial"/>
+                <w:b/>
+                <w:bCs/>
+                <w:i/>
+                <w:iCs/>
+                <w:color w:val="000000"/>
+                <w:sz w:val="20"/>
+                <w:szCs w:val="20"/>
+              </w:rPr>
+              <w:t xml:space="preserve">Learning Target: </w:t>
+            </w:r>
+            <w:r>
+              <w:rPr>
+                <w:rFonts w:ascii="Arial" w:cs="Arial" w:eastAsia="Arial" w:hAnsi="Arial"/>
+                <w:b w:val="false"/>
+                <w:bCs w:val="false"/>
+                <w:i/>
+                <w:iCs/>
+                <w:color w:val="333333"/>
+                <w:sz w:val="20"/>
+                <w:szCs w:val="20"/>
+              </w:rPr>
+              <w:t xml:space="preserve">I can work with APIs that require authentication using API keys.</w:t>
+            </w:r>
+            <w:r>
+              <w:rPr>
+                <w:rFonts w:ascii="Arial" w:cs="Arial" w:eastAsia="Arial" w:hAnsi="Arial"/>
+                <w:sz w:val="20"/>
+                <w:szCs w:val="20"/>
+              </w:rPr>
+              <w:br/>
+              <w:t xml:space="preserve"/>
+            </w:r>
+            <w:r>
+              <w:rPr>
+                <w:rFonts w:ascii="Arial" w:cs="Arial" w:eastAsia="Arial" w:hAnsi="Arial"/>
+                <w:sz w:val="20"/>
+                <w:szCs w:val="20"/>
+              </w:rPr>
+              <w:br/>
+              <w:t xml:space="preserve"/>
+            </w:r>
+            <w:r>
+              <w:rPr>
+                <w:rFonts w:ascii="Arial" w:cs="Arial" w:eastAsia="Arial" w:hAnsi="Arial"/>
+                <w:b w:val="false"/>
+                <w:bCs w:val="false"/>
+                <w:i w:val="false"/>
+                <w:iCs w:val="false"/>
+                <w:color w:val="000000"/>
+                <w:sz w:val="20"/>
+                <w:szCs w:val="20"/>
+              </w:rPr>
+              <w:t xml:space="preserve">API Keys: A unique token that identifies your application and allows the API provider to track usage. Many APIs require keys for security and rate limiting.</w:t>
+            </w:r>
+            <w:r>
+              <w:rPr>
+                <w:rFonts w:ascii="Arial" w:cs="Arial" w:eastAsia="Arial" w:hAnsi="Arial"/>
+                <w:sz w:val="20"/>
+                <w:szCs w:val="20"/>
+              </w:rPr>
+              <w:br/>
+              <w:t xml:space="preserve"/>
+            </w:r>
+            <w:r>
+              <w:rPr>
+                <w:rFonts w:ascii="Arial" w:cs="Arial" w:eastAsia="Arial" w:hAnsi="Arial"/>
+                <w:b w:val="false"/>
+                <w:bCs w:val="false"/>
+                <w:i w:val="false"/>
+                <w:iCs w:val="false"/>
+                <w:color w:val="000000"/>
+                <w:sz w:val="20"/>
+                <w:szCs w:val="20"/>
+              </w:rPr>
+              <w:t xml:space="preserve">Common APIs Requiring Keys (Free Tiers Available):</w:t>
+            </w:r>
+            <w:r>
+              <w:rPr>
+                <w:rFonts w:ascii="Arial" w:cs="Arial" w:eastAsia="Arial" w:hAnsi="Arial"/>
+                <w:sz w:val="20"/>
+                <w:szCs w:val="20"/>
+              </w:rPr>
+              <w:br/>
+              <w:t xml:space="preserve"/>
+            </w:r>
+            <w:r>
+              <w:rPr>
+                <w:rFonts w:ascii="Arial" w:cs="Arial" w:eastAsia="Arial" w:hAnsi="Arial"/>
+                <w:sz w:val="20"/>
+                <w:szCs w:val="20"/>
+              </w:rPr>
+              <w:br/>
+              <w:t xml:space="preserve"/>
+            </w:r>
+            <w:r>
+              <w:rPr>
+                <w:rFonts w:ascii="Arial" w:cs="Arial" w:eastAsia="Arial" w:hAnsi="Arial"/>
+                <w:b/>
+                <w:bCs/>
+                <w:i w:val="false"/>
+                <w:iCs w:val="false"/>
+                <w:color w:val="000000"/>
+                <w:sz w:val="20"/>
+                <w:szCs w:val="20"/>
+              </w:rPr>
+              <w:t xml:space="preserve">Key Concepts:</w:t>
+            </w:r>
+            <w:r>
+              <w:rPr>
+                <w:rFonts w:ascii="Arial" w:cs="Arial" w:eastAsia="Arial" w:hAnsi="Arial"/>
+                <w:sz w:val="20"/>
+                <w:szCs w:val="20"/>
+              </w:rPr>
+              <w:br/>
+              <w:t xml:space="preserve"/>
+            </w:r>
+            <w:r>
+              <w:rPr>
+                <w:rFonts w:ascii="Arial" w:cs="Arial" w:eastAsia="Arial" w:hAnsi="Arial"/>
+                <w:b w:val="false"/>
+                <w:bCs w:val="false"/>
+                <w:i w:val="false"/>
+                <w:iCs w:val="false"/>
+                <w:color w:val="000000"/>
+                <w:sz w:val="20"/>
+                <w:szCs w:val="20"/>
+              </w:rPr>
+              <w:t xml:space="preserve">    • Sign up for a free account on the API provider's website</w:t>
+            </w:r>
+            <w:r>
+              <w:rPr>
+                <w:rFonts w:ascii="Arial" w:cs="Arial" w:eastAsia="Arial" w:hAnsi="Arial"/>
+                <w:sz w:val="20"/>
+                <w:szCs w:val="20"/>
+              </w:rPr>
+              <w:br/>
+              <w:t xml:space="preserve"/>
+            </w:r>
+            <w:r>
+              <w:rPr>
+                <w:rFonts w:ascii="Arial" w:cs="Arial" w:eastAsia="Arial" w:hAnsi="Arial"/>
+                <w:b w:val="false"/>
+                <w:bCs w:val="false"/>
+                <w:i w:val="false"/>
+                <w:iCs w:val="false"/>
+                <w:color w:val="000000"/>
+                <w:sz w:val="20"/>
+                <w:szCs w:val="20"/>
+              </w:rPr>
+              <w:t xml:space="preserve">    • Generate an API key from your account settings</w:t>
+            </w:r>
+            <w:r>
+              <w:rPr>
+                <w:rFonts w:ascii="Arial" w:cs="Arial" w:eastAsia="Arial" w:hAnsi="Arial"/>
+                <w:sz w:val="20"/>
+                <w:szCs w:val="20"/>
+              </w:rPr>
+              <w:br/>
+              <w:t xml:space="preserve"/>
+            </w:r>
+            <w:r>
+              <w:rPr>
+                <w:rFonts w:ascii="Arial" w:cs="Arial" w:eastAsia="Arial" w:hAnsi="Arial"/>
+                <w:b w:val="false"/>
+                <w:bCs w:val="false"/>
+                <w:i w:val="false"/>
+                <w:iCs w:val="false"/>
+                <w:color w:val="000000"/>
+                <w:sz w:val="20"/>
+                <w:szCs w:val="20"/>
+              </w:rPr>
+              <w:t xml:space="preserve">    • Some APIs offer free tier limits (e.g., 100 requests per day)</w:t>
+            </w:r>
+            <w:r>
+              <w:rPr>
+                <w:rFonts w:ascii="Arial" w:cs="Arial" w:eastAsia="Arial" w:hAnsi="Arial"/>
+                <w:sz w:val="20"/>
+                <w:szCs w:val="20"/>
+              </w:rPr>
+              <w:br/>
+              <w:t xml:space="preserve"/>
+            </w:r>
+            <w:r>
+              <w:rPr>
+                <w:rFonts w:ascii="Arial" w:cs="Arial" w:eastAsia="Arial" w:hAnsi="Arial"/>
+                <w:b w:val="false"/>
+                <w:bCs w:val="false"/>
+                <w:i w:val="false"/>
+                <w:iCs w:val="false"/>
+                <w:color w:val="000000"/>
+                <w:sz w:val="20"/>
+                <w:szCs w:val="20"/>
+              </w:rPr>
+              <w:t xml:space="preserve">    • OpenWeatherMap (weather)</w:t>
+            </w:r>
+            <w:r>
+              <w:rPr>
+                <w:rFonts w:ascii="Arial" w:cs="Arial" w:eastAsia="Arial" w:hAnsi="Arial"/>
+                <w:sz w:val="20"/>
+                <w:szCs w:val="20"/>
+              </w:rPr>
+              <w:br/>
+              <w:t xml:space="preserve"/>
+            </w:r>
+            <w:r>
+              <w:rPr>
+                <w:rFonts w:ascii="Arial" w:cs="Arial" w:eastAsia="Arial" w:hAnsi="Arial"/>
+                <w:b w:val="false"/>
+                <w:bCs w:val="false"/>
+                <w:i w:val="false"/>
+                <w:iCs w:val="false"/>
+                <w:color w:val="000000"/>
+                <w:sz w:val="20"/>
+                <w:szCs w:val="20"/>
+              </w:rPr>
+              <w:t xml:space="preserve">    • NewsAPI (news articles)</w:t>
+            </w:r>
+            <w:r>
+              <w:rPr>
+                <w:rFonts w:ascii="Arial" w:cs="Arial" w:eastAsia="Arial" w:hAnsi="Arial"/>
+                <w:sz w:val="20"/>
+                <w:szCs w:val="20"/>
+              </w:rPr>
+              <w:br/>
+              <w:t xml:space="preserve"/>
+            </w:r>
+            <w:r>
+              <w:rPr>
+                <w:rFonts w:ascii="Arial" w:cs="Arial" w:eastAsia="Arial" w:hAnsi="Arial"/>
+                <w:b w:val="false"/>
+                <w:bCs w:val="false"/>
+                <w:i w:val="false"/>
+                <w:iCs w:val="false"/>
+                <w:color w:val="000000"/>
+                <w:sz w:val="20"/>
+                <w:szCs w:val="20"/>
+              </w:rPr>
+              <w:t xml:space="preserve">    • OMDB (movie data)</w:t>
+            </w:r>
+            <w:r>
+              <w:rPr>
+                <w:rFonts w:ascii="Arial" w:cs="Arial" w:eastAsia="Arial" w:hAnsi="Arial"/>
+                <w:sz w:val="20"/>
+                <w:szCs w:val="20"/>
+              </w:rPr>
+              <w:br/>
+              <w:t xml:space="preserve"/>
+            </w:r>
+            <w:r>
+              <w:rPr>
+                <w:rFonts w:ascii="Arial" w:cs="Arial" w:eastAsia="Arial" w:hAnsi="Arial"/>
+                <w:b w:val="false"/>
+                <w:bCs w:val="false"/>
+                <w:i w:val="false"/>
+                <w:iCs w:val="false"/>
+                <w:color w:val="000000"/>
+                <w:sz w:val="20"/>
+                <w:szCs w:val="20"/>
+              </w:rPr>
+              <w:t xml:space="preserve">    • NASA (space data)</w:t>
+            </w:r>
+            <w:r>
+              <w:rPr>
+                <w:rFonts w:ascii="Arial" w:cs="Arial" w:eastAsia="Arial" w:hAnsi="Arial"/>
+                <w:sz w:val="20"/>
+                <w:szCs w:val="20"/>
+              </w:rPr>
+              <w:br/>
+              <w:t xml:space="preserve"/>
+            </w:r>
+            <w:r>
+              <w:rPr>
+                <w:rFonts w:ascii="Arial" w:cs="Arial" w:eastAsia="Arial" w:hAnsi="Arial"/>
+                <w:sz w:val="20"/>
+                <w:szCs w:val="20"/>
+              </w:rPr>
+              <w:br/>
+              <w:t xml:space="preserve"/>
+            </w:r>
+            <w:r>
+              <w:rPr>
+                <w:rFonts w:ascii="Arial" w:cs="Arial" w:eastAsia="Arial" w:hAnsi="Arial"/>
+                <w:b/>
+                <w:bCs/>
+                <w:i w:val="false"/>
+                <w:iCs w:val="false"/>
+                <w:color w:val="000000"/>
+                <w:sz w:val="20"/>
+                <w:szCs w:val="20"/>
+              </w:rPr>
+              <w:t xml:space="preserve">Vocabulary: </w:t>
+            </w:r>
+            <w:r>
+              <w:rPr>
+                <w:rFonts w:ascii="Arial" w:cs="Arial" w:eastAsia="Arial" w:hAnsi="Arial"/>
+                <w:b w:val="false"/>
+                <w:bCs w:val="false"/>
+                <w:i w:val="false"/>
+                <w:iCs w:val="false"/>
+                <w:color w:val="000000"/>
+                <w:sz w:val="20"/>
+                <w:szCs w:val="20"/>
+              </w:rPr>
+              <w:t xml:space="preserve">API Keys, Where to Get Keys, For School</w:t>
+            </w:r>
+            <w:r>
+              <w:rPr>
+                <w:rFonts w:ascii="Arial" w:cs="Arial" w:eastAsia="Arial" w:hAnsi="Arial"/>
+                <w:sz w:val="20"/>
+                <w:szCs w:val="20"/>
+              </w:rPr>
+              <w:br/>
+              <w:t xml:space="preserve"/>
+            </w:r>
+            <w:r>
+              <w:rPr>
+                <w:rFonts w:ascii="Arial" w:cs="Arial" w:eastAsia="Arial" w:hAnsi="Arial"/>
+                <w:sz w:val="20"/>
+                <w:szCs w:val="20"/>
+              </w:rPr>
+              <w:br/>
+              <w:t xml:space="preserve"/>
+            </w:r>
+            <w:r>
+              <w:rPr>
+                <w:rFonts w:ascii="Arial" w:cs="Arial" w:eastAsia="Arial" w:hAnsi="Arial"/>
+                <w:b/>
+                <w:bCs/>
+                <w:i/>
+                <w:iCs/>
+                <w:color w:val="555555"/>
+                <w:sz w:val="20"/>
+                <w:szCs w:val="20"/>
+              </w:rPr>
+              <w:t xml:space="preserve">→ Live Demo — </w:t>
+            </w:r>
+            <w:r>
+              <w:rPr>
+                <w:rFonts w:ascii="Arial" w:cs="Arial" w:eastAsia="Arial" w:hAnsi="Arial"/>
+                <w:b w:val="false"/>
+                <w:bCs w:val="false"/>
+                <w:i/>
+                <w:iCs/>
+                <w:color w:val="555555"/>
+                <w:sz w:val="20"/>
+                <w:szCs w:val="20"/>
+              </w:rPr>
+              <w:t xml:space="preserve">type examples as students follow along in their own editor.</w:t>
+            </w:r>
+            <w:r>
+              <w:rPr>
+                <w:rFonts w:ascii="Arial" w:cs="Arial" w:eastAsia="Arial" w:hAnsi="Arial"/>
+                <w:sz w:val="20"/>
+                <w:szCs w:val="20"/>
+              </w:rPr>
+              <w:br/>
+              <w:t xml:space="preserve"/>
+            </w:r>
+            <w:r>
+              <w:rPr>
+                <w:rFonts w:ascii="Arial" w:cs="Arial" w:eastAsia="Arial" w:hAnsi="Arial"/>
+                <w:b/>
+                <w:bCs/>
+                <w:i/>
+                <w:iCs/>
+                <w:color w:val="555555"/>
+                <w:sz w:val="20"/>
+                <w:szCs w:val="20"/>
+              </w:rPr>
+              <w:t xml:space="preserve">→ Check for Understanding: </w:t>
+            </w:r>
+            <w:r>
+              <w:rPr>
+                <w:rFonts w:ascii="Arial" w:cs="Arial" w:eastAsia="Arial" w:hAnsi="Arial"/>
+                <w:b w:val="false"/>
+                <w:bCs w:val="false"/>
+                <w:i/>
+                <w:iCs/>
+                <w:color w:val="555555"/>
+                <w:sz w:val="20"/>
+                <w:szCs w:val="20"/>
+              </w:rPr>
+              <w:t xml:space="preserve">pause and cold-call: “Can someone explain what we just did in their own words?”</w:t>
             </w:r>
           </w:p>
         </w:tc>
@@ -377,9 +999,9 @@
               <w:right w:val="single" w:color="CCCCCC" w:sz="1"/>
             </w:tcBorders>
             <w:tcMar>
-              <w:top w:type="dxa" w:w="60"/>
+              <w:top w:type="dxa" w:w="80"/>
               <w:left w:type="dxa" w:w="120"/>
-              <w:bottom w:type="dxa" w:w="60"/>
+              <w:bottom w:type="dxa" w:w="80"/>
               <w:right w:type="dxa" w:w="120"/>
             </w:tcMar>
           </w:tcPr>
@@ -406,20 +1028,90 @@
               <w:right w:val="single" w:color="CCCCCC" w:sz="1"/>
             </w:tcBorders>
             <w:tcMar>
-              <w:top w:type="dxa" w:w="60"/>
+              <w:top w:type="dxa" w:w="80"/>
               <w:left w:type="dxa" w:w="120"/>
-              <w:bottom w:type="dxa" w:w="60"/>
+              <w:bottom w:type="dxa" w:w="80"/>
               <w:right w:type="dxa" w:w="120"/>
             </w:tcMar>
           </w:tcPr>
           <w:p>
-            <w:r>
-              <w:rPr>
-                <w:rFonts w:ascii="Arial" w:cs="Arial" w:eastAsia="Arial" w:hAnsi="Arial"/>
-                <w:sz w:val="20"/>
-                <w:szCs w:val="20"/>
+            <w:pPr>
+              <w:spacing w:after="80" w:before="80"/>
+            </w:pPr>
+            <w:r>
+              <w:rPr>
+                <w:rFonts w:ascii="Arial" w:cs="Arial" w:eastAsia="Arial" w:hAnsi="Arial"/>
+                <w:b/>
+                <w:bCs/>
+                <w:i w:val="false"/>
+                <w:iCs w:val="false"/>
+                <w:color w:val="000000"/>
+                <w:sz w:val="22"/>
+                <w:szCs w:val="22"/>
               </w:rPr>
               <w:t xml:space="preserve">Guided Practice</w:t>
+            </w:r>
+            <w:r>
+              <w:rPr>
+                <w:rFonts w:ascii="Arial" w:cs="Arial" w:eastAsia="Arial" w:hAnsi="Arial"/>
+                <w:sz w:val="20"/>
+                <w:szCs w:val="20"/>
+              </w:rPr>
+              <w:br/>
+              <w:t xml:space="preserve"/>
+            </w:r>
+            <w:r>
+              <w:rPr>
+                <w:rFonts w:ascii="Arial" w:cs="Arial" w:eastAsia="Arial" w:hAnsi="Arial"/>
+                <w:sz w:val="20"/>
+                <w:szCs w:val="20"/>
+              </w:rPr>
+              <w:br/>
+              <w:t xml:space="preserve"/>
+            </w:r>
+            <w:r>
+              <w:rPr>
+                <w:rFonts w:ascii="Arial" w:cs="Arial" w:eastAsia="Arial" w:hAnsi="Arial"/>
+                <w:b w:val="false"/>
+                <w:bCs w:val="false"/>
+                <w:i w:val="false"/>
+                <w:iCs w:val="false"/>
+                <w:color w:val="000000"/>
+                <w:sz w:val="20"/>
+                <w:szCs w:val="20"/>
+              </w:rPr>
+              <w:t xml:space="preserve">1. Research Keys: Find an API that requires a key (e.g., OpenWeatherMap, NewsAPI). Research their documentation.</w:t>
+            </w:r>
+            <w:r>
+              <w:rPr>
+                <w:rFonts w:ascii="Arial" w:cs="Arial" w:eastAsia="Arial" w:hAnsi="Arial"/>
+                <w:sz w:val="20"/>
+                <w:szCs w:val="20"/>
+              </w:rPr>
+              <w:br/>
+              <w:t xml:space="preserve"/>
+            </w:r>
+            <w:r>
+              <w:rPr>
+                <w:rFonts w:ascii="Arial" w:cs="Arial" w:eastAsia="Arial" w:hAnsi="Arial"/>
+                <w:sz w:val="20"/>
+                <w:szCs w:val="20"/>
+              </w:rPr>
+              <w:br/>
+              <w:t xml:space="preserve"/>
+            </w:r>
+            <w:r>
+              <w:rPr>
+                <w:rFonts w:ascii="Arial" w:cs="Arial" w:eastAsia="Arial" w:hAnsi="Arial"/>
+                <w:b w:val="false"/>
+                <w:bCs w:val="false"/>
+                <w:i/>
+                <w:iCs/>
+                <w:color w:val="555555"/>
+                <w:sz w:val="20"/>
+                <w:szCs w:val="20"/>
+              </w:rPr>
+              <w:t xml:space="preserve">→ Teacher models — students try alongside, then compare results.</w:t>
             </w:r>
           </w:p>
         </w:tc>
@@ -435,9 +1127,9 @@
               <w:right w:val="single" w:color="CCCCCC" w:sz="1"/>
             </w:tcBorders>
             <w:tcMar>
-              <w:top w:type="dxa" w:w="60"/>
+              <w:top w:type="dxa" w:w="80"/>
               <w:left w:type="dxa" w:w="120"/>
-              <w:bottom w:type="dxa" w:w="60"/>
+              <w:bottom w:type="dxa" w:w="80"/>
               <w:right w:type="dxa" w:w="120"/>
             </w:tcMar>
           </w:tcPr>
@@ -450,7 +1142,7 @@
                 <w:sz w:val="20"/>
                 <w:szCs w:val="20"/>
               </w:rPr>
-              <w:t xml:space="preserve">15-20 min</w:t>
+              <w:t xml:space="preserve">15–20 min</w:t>
             </w:r>
           </w:p>
         </w:tc>
@@ -464,20 +1156,81 @@
               <w:right w:val="single" w:color="CCCCCC" w:sz="1"/>
             </w:tcBorders>
             <w:tcMar>
-              <w:top w:type="dxa" w:w="60"/>
+              <w:top w:type="dxa" w:w="80"/>
               <w:left w:type="dxa" w:w="120"/>
-              <w:bottom w:type="dxa" w:w="60"/>
+              <w:bottom w:type="dxa" w:w="80"/>
               <w:right w:type="dxa" w:w="120"/>
             </w:tcMar>
           </w:tcPr>
           <w:p>
-            <w:r>
-              <w:rPr>
-                <w:rFonts w:ascii="Arial" w:cs="Arial" w:eastAsia="Arial" w:hAnsi="Arial"/>
-                <w:sz w:val="20"/>
-                <w:szCs w:val="20"/>
+            <w:pPr>
+              <w:spacing w:after="80" w:before="80"/>
+            </w:pPr>
+            <w:r>
+              <w:rPr>
+                <w:rFonts w:ascii="Arial" w:cs="Arial" w:eastAsia="Arial" w:hAnsi="Arial"/>
+                <w:b/>
+                <w:bCs/>
+                <w:i w:val="false"/>
+                <w:iCs w:val="false"/>
+                <w:color w:val="000000"/>
+                <w:sz w:val="22"/>
+                <w:szCs w:val="22"/>
               </w:rPr>
               <w:t xml:space="preserve">Independent Practice / Code Along</w:t>
+            </w:r>
+            <w:r>
+              <w:rPr>
+                <w:rFonts w:ascii="Arial" w:cs="Arial" w:eastAsia="Arial" w:hAnsi="Arial"/>
+                <w:sz w:val="20"/>
+                <w:szCs w:val="20"/>
+              </w:rPr>
+              <w:br/>
+              <w:t xml:space="preserve"/>
+            </w:r>
+            <w:r>
+              <w:rPr>
+                <w:rFonts w:ascii="Arial" w:cs="Arial" w:eastAsia="Arial" w:hAnsi="Arial"/>
+                <w:b w:val="false"/>
+                <w:bCs w:val="false"/>
+                <w:i w:val="false"/>
+                <w:iCs w:val="false"/>
+                <w:color w:val="000000"/>
+                <w:sz w:val="20"/>
+                <w:szCs w:val="20"/>
+              </w:rPr>
+              <w:t xml:space="preserve">    Work through problems from the day's exercise set.</w:t>
+            </w:r>
+            <w:r>
+              <w:rPr>
+                <w:rFonts w:ascii="Arial" w:cs="Arial" w:eastAsia="Arial" w:hAnsi="Arial"/>
+                <w:sz w:val="20"/>
+                <w:szCs w:val="20"/>
+              </w:rPr>
+              <w:br/>
+              <w:t xml:space="preserve"/>
+            </w:r>
+            <w:r>
+              <w:rPr>
+                <w:rFonts w:ascii="Arial" w:cs="Arial" w:eastAsia="Arial" w:hAnsi="Arial"/>
+                <w:sz w:val="20"/>
+                <w:szCs w:val="20"/>
+              </w:rPr>
+              <w:br/>
+              <w:t xml:space="preserve"/>
+            </w:r>
+            <w:r>
+              <w:rPr>
+                <w:rFonts w:ascii="Arial" w:cs="Arial" w:eastAsia="Arial" w:hAnsi="Arial"/>
+                <w:b w:val="false"/>
+                <w:bCs w:val="false"/>
+                <w:i/>
+                <w:iCs/>
+                <w:color w:val="555555"/>
+                <w:sz w:val="20"/>
+                <w:szCs w:val="20"/>
+              </w:rPr>
+              <w:t xml:space="preserve">→ Teacher circulates — offer hints, check for understanding.</w:t>
             </w:r>
           </w:p>
         </w:tc>
@@ -493,9 +1246,9 @@
               <w:right w:val="single" w:color="CCCCCC" w:sz="1"/>
             </w:tcBorders>
             <w:tcMar>
-              <w:top w:type="dxa" w:w="60"/>
+              <w:top w:type="dxa" w:w="80"/>
               <w:left w:type="dxa" w:w="120"/>
-              <w:bottom w:type="dxa" w:w="60"/>
+              <w:bottom w:type="dxa" w:w="80"/>
               <w:right w:type="dxa" w:w="120"/>
             </w:tcMar>
           </w:tcPr>
@@ -522,20 +1275,90 @@
               <w:right w:val="single" w:color="CCCCCC" w:sz="1"/>
             </w:tcBorders>
             <w:tcMar>
-              <w:top w:type="dxa" w:w="60"/>
+              <w:top w:type="dxa" w:w="80"/>
               <w:left w:type="dxa" w:w="120"/>
-              <w:bottom w:type="dxa" w:w="60"/>
+              <w:bottom w:type="dxa" w:w="80"/>
               <w:right w:type="dxa" w:w="120"/>
             </w:tcMar>
           </w:tcPr>
           <w:p>
-            <w:r>
-              <w:rPr>
-                <w:rFonts w:ascii="Arial" w:cs="Arial" w:eastAsia="Arial" w:hAnsi="Arial"/>
-                <w:sz w:val="20"/>
-                <w:szCs w:val="20"/>
+            <w:pPr>
+              <w:spacing w:after="80" w:before="80"/>
+            </w:pPr>
+            <w:r>
+              <w:rPr>
+                <w:rFonts w:ascii="Arial" w:cs="Arial" w:eastAsia="Arial" w:hAnsi="Arial"/>
+                <w:b/>
+                <w:bCs/>
+                <w:i w:val="false"/>
+                <w:iCs w:val="false"/>
+                <w:color w:val="000000"/>
+                <w:sz w:val="22"/>
+                <w:szCs w:val="22"/>
               </w:rPr>
               <w:t xml:space="preserve">Exit Ticket / Wrap-Up</w:t>
+            </w:r>
+            <w:r>
+              <w:rPr>
+                <w:rFonts w:ascii="Arial" w:cs="Arial" w:eastAsia="Arial" w:hAnsi="Arial"/>
+                <w:sz w:val="20"/>
+                <w:szCs w:val="20"/>
+              </w:rPr>
+              <w:br/>
+              <w:t xml:space="preserve"/>
+            </w:r>
+            <w:r>
+              <w:rPr>
+                <w:rFonts w:ascii="Arial" w:cs="Arial" w:eastAsia="Arial" w:hAnsi="Arial"/>
+                <w:sz w:val="20"/>
+                <w:szCs w:val="20"/>
+              </w:rPr>
+              <w:br/>
+              <w:t xml:space="preserve"/>
+            </w:r>
+            <w:r>
+              <w:rPr>
+                <w:rFonts w:ascii="Arial" w:cs="Arial" w:eastAsia="Arial" w:hAnsi="Arial"/>
+                <w:b w:val="false"/>
+                <w:bCs w:val="false"/>
+                <w:i w:val="false"/>
+                <w:iCs w:val="false"/>
+                <w:color w:val="000000"/>
+                <w:sz w:val="20"/>
+                <w:szCs w:val="20"/>
+              </w:rPr>
+              <w:t xml:space="preserve">Quick Check: Work with APIs that require authentication using API keys?</w:t>
+            </w:r>
+            <w:r>
+              <w:rPr>
+                <w:rFonts w:ascii="Arial" w:cs="Arial" w:eastAsia="Arial" w:hAnsi="Arial"/>
+                <w:sz w:val="20"/>
+                <w:szCs w:val="20"/>
+              </w:rPr>
+              <w:br/>
+              <w:t xml:space="preserve"/>
+            </w:r>
+            <w:r>
+              <w:rPr>
+                <w:rFonts w:ascii="Arial" w:cs="Arial" w:eastAsia="Arial" w:hAnsi="Arial"/>
+                <w:sz w:val="20"/>
+                <w:szCs w:val="20"/>
+              </w:rPr>
+              <w:br/>
+              <w:t xml:space="preserve"/>
+            </w:r>
+            <w:r>
+              <w:rPr>
+                <w:rFonts w:ascii="Arial" w:cs="Arial" w:eastAsia="Arial" w:hAnsi="Arial"/>
+                <w:b w:val="false"/>
+                <w:bCs w:val="false"/>
+                <w:i/>
+                <w:iCs/>
+                <w:color w:val="555555"/>
+                <w:sz w:val="20"/>
+                <w:szCs w:val="20"/>
+              </w:rPr>
+              <w:t xml:space="preserve">→ 3–2–1: Name 3 things learned, 2 new vocab words, 1 question you still have.</w:t>
             </w:r>
           </w:p>
         </w:tc>
@@ -877,7 +1700,7 @@
                 <w:sz w:val="18"/>
                 <w:szCs w:val="18"/>
               </w:rPr>
-              <w:t xml:space="preserve"># Read API key from environment</w:t>
+              <w:t xml:space="preserve"> </w:t>
             </w:r>
           </w:p>
           <w:p>
@@ -983,7 +1806,7 @@
                 <w:sz w:val="18"/>
                 <w:szCs w:val="18"/>
               </w:rPr>
-              <w:t xml:space="preserve"># Option 1: API key in URL parameter</w:t>
+              <w:t xml:space="preserve"> </w:t>
             </w:r>
           </w:p>
           <w:p>
@@ -1152,7 +1975,7 @@
                 <w:sz w:val="18"/>
                 <w:szCs w:val="18"/>
               </w:rPr>
-              <w:t xml:space="preserve"># Option 2: API key in headers</w:t>
+              <w:t xml:space="preserve"> </w:t>
             </w:r>
           </w:p>
           <w:p>
@@ -1269,7 +2092,7 @@
                 <w:sz w:val="18"/>
                 <w:szCs w:val="18"/>
               </w:rPr>
-              <w:t xml:space="preserve"># Option 3: Using environment variables (BEST PRACTICE)</w:t>
+              <w:t xml:space="preserve"> </w:t>
             </w:r>
           </w:p>
           <w:p>
@@ -1715,7 +2538,7 @@
                 <w:sz w:val="18"/>
                 <w:szCs w:val="18"/>
               </w:rPr>
-              <w:t xml:space="preserve"># Usage</w:t>
+              <w:t xml:space="preserve"> </w:t>
             </w:r>
           </w:p>
           <w:p>
@@ -1821,32 +2644,6 @@
                 <w:sz w:val="18"/>
                 <w:szCs w:val="18"/>
               </w:rPr>
-              <w:t xml:space="preserve"># config.json (NOT in git):</w:t>
-            </w:r>
-          </w:p>
-          <w:p>
-            <w:pPr>
-              <w:spacing w:after="20"/>
-            </w:pPr>
-            <w:r>
-              <w:rPr>
-                <w:rFonts w:ascii="Courier New" w:cs="Courier New" w:eastAsia="Courier New" w:hAnsi="Courier New"/>
-                <w:sz w:val="18"/>
-                <w:szCs w:val="18"/>
-              </w:rPr>
-              <w:t xml:space="preserve"># {"api_key": "your_key_here"}</w:t>
-            </w:r>
-          </w:p>
-          <w:p>
-            <w:pPr>
-              <w:spacing w:after="20"/>
-            </w:pPr>
-            <w:r>
-              <w:rPr>
-                <w:rFonts w:ascii="Courier New" w:cs="Courier New" w:eastAsia="Courier New" w:hAnsi="Courier New"/>
-                <w:sz w:val="18"/>
-                <w:szCs w:val="18"/>
-              </w:rPr>
               <w:t xml:space="preserve"> </w:t>
             </w:r>
           </w:p>
@@ -1860,6 +2657,32 @@
                 <w:sz w:val="18"/>
                 <w:szCs w:val="18"/>
               </w:rPr>
+              <w:t xml:space="preserve"> </w:t>
+            </w:r>
+          </w:p>
+          <w:p>
+            <w:pPr>
+              <w:spacing w:after="20"/>
+            </w:pPr>
+            <w:r>
+              <w:rPr>
+                <w:rFonts w:ascii="Courier New" w:cs="Courier New" w:eastAsia="Courier New" w:hAnsi="Courier New"/>
+                <w:sz w:val="18"/>
+                <w:szCs w:val="18"/>
+              </w:rPr>
+              <w:t xml:space="preserve"> </w:t>
+            </w:r>
+          </w:p>
+          <w:p>
+            <w:pPr>
+              <w:spacing w:after="20"/>
+            </w:pPr>
+            <w:r>
+              <w:rPr>
+                <w:rFonts w:ascii="Courier New" w:cs="Courier New" w:eastAsia="Courier New" w:hAnsi="Courier New"/>
+                <w:sz w:val="18"/>
+                <w:szCs w:val="18"/>
+              </w:rPr>
               <w:t xml:space="preserve">with open("config.json") as f:</w:t>
             </w:r>
           </w:p>
@@ -1887,32 +2710,6 @@
                 <w:szCs w:val="18"/>
               </w:rPr>
               <w:t xml:space="preserve">    api_key = config["api_key"]</w:t>
-            </w:r>
-          </w:p>
-          <w:p>
-            <w:pPr>
-              <w:spacing w:after="20"/>
-            </w:pPr>
-            <w:r>
-              <w:rPr>
-                <w:rFonts w:ascii="Courier New" w:cs="Courier New" w:eastAsia="Courier New" w:hAnsi="Courier New"/>
-                <w:sz w:val="18"/>
-                <w:szCs w:val="18"/>
-              </w:rPr>
-              <w:t xml:space="preserve"> </w:t>
-            </w:r>
-          </w:p>
-          <w:p>
-            <w:pPr>
-              <w:spacing w:after="20"/>
-            </w:pPr>
-            <w:r>
-              <w:rPr>
-                <w:rFonts w:ascii="Courier New" w:cs="Courier New" w:eastAsia="Courier New" w:hAnsi="Courier New"/>
-                <w:sz w:val="18"/>
-                <w:szCs w:val="18"/>
-              </w:rPr>
-              <w:t xml:space="preserve"># Use api_key in requests</w:t>
             </w:r>
           </w:p>
         </w:tc>

--- a/Coding 2 - year/Unit 6 - APIs & External Libraries/Daily Lesson Plans/Word/Day 6.docx
+++ b/Coding 2 - year/Unit 6 - APIs & External Libraries/Daily Lesson Plans/Word/Day 6.docx
@@ -380,7 +380,7 @@
                 <w:sz w:val="20"/>
                 <w:szCs w:val="20"/>
               </w:rPr>
-              <w:t xml:space="preserve">    In your own words: Work with APIs that require authentication using API keys?</w:t>
+              <w:t xml:space="preserve">    What do you already know about API Keys &amp; Authentication? Write down one fact and one question you have.</w:t>
             </w:r>
             <w:r>
               <w:rPr>
@@ -477,7 +477,7 @@
                 <w:sz w:val="20"/>
                 <w:szCs w:val="20"/>
               </w:rPr>
-              <w:t xml:space="preserve">Today's Goal: By the end of class you will be able to work with APIs that require authentication using API keys.</w:t>
+              <w:t xml:space="preserve">Today’s Goal: By the end of class you will be able to work with APIs that require authentication using API keys.</w:t>
             </w:r>
             <w:r>
               <w:rPr>
@@ -1327,7 +1327,7 @@
                 <w:sz w:val="20"/>
                 <w:szCs w:val="20"/>
               </w:rPr>
-              <w:t xml:space="preserve">Quick Check: Work with APIs that require authentication using API keys?</w:t>
+              <w:t xml:space="preserve">What was the most challenging part of API Keys &amp; Authentication today? How did you work through it?</w:t>
             </w:r>
             <w:r>
               <w:rPr>

--- a/Coding 2 - year/Unit 6 - APIs & External Libraries/Daily Lesson Plans/Word/Day 6.docx
+++ b/Coding 2 - year/Unit 6 - APIs & External Libraries/Daily Lesson Plans/Word/Day 6.docx
@@ -1191,6 +1191,19 @@
             <w:r>
               <w:rPr>
                 <w:rFonts w:ascii="Arial" w:cs="Arial" w:eastAsia="Arial" w:hAnsi="Arial"/>
+                <w:b/>
+                <w:bCs/>
+                <w:i w:val="false"/>
+                <w:iCs w:val="false"/>
+                <w:color w:val="000000"/>
+                <w:sz w:val="20"/>
+                <w:szCs w:val="20"/>
+              </w:rPr>
+              <w:t xml:space="preserve">    Beginner: </w:t>
+            </w:r>
+            <w:r>
+              <w:rPr>
+                <w:rFonts w:ascii="Arial" w:cs="Arial" w:eastAsia="Arial" w:hAnsi="Arial"/>
                 <w:b w:val="false"/>
                 <w:bCs w:val="false"/>
                 <w:i w:val="false"/>
@@ -1199,7 +1212,77 @@
                 <w:sz w:val="20"/>
                 <w:szCs w:val="20"/>
               </w:rPr>
-              <w:t xml:space="preserve">    Work through problems from the day's exercise set.</w:t>
+              <w:t xml:space="preserve">Write code that stores an API key in a variable and uses it in a requests.get() call (use a dummy key for now).</w:t>
+            </w:r>
+            <w:r>
+              <w:rPr>
+                <w:rFonts w:ascii="Arial" w:cs="Arial" w:eastAsia="Arial" w:hAnsi="Arial"/>
+                <w:sz w:val="20"/>
+                <w:szCs w:val="20"/>
+              </w:rPr>
+              <w:br/>
+              <w:t xml:space="preserve"/>
+            </w:r>
+            <w:r>
+              <w:rPr>
+                <w:rFonts w:ascii="Arial" w:cs="Arial" w:eastAsia="Arial" w:hAnsi="Arial"/>
+                <w:b/>
+                <w:bCs/>
+                <w:i w:val="false"/>
+                <w:iCs w:val="false"/>
+                <w:color w:val="000000"/>
+                <w:sz w:val="20"/>
+                <w:szCs w:val="20"/>
+              </w:rPr>
+              <w:t xml:space="preserve">    Intermediate: </w:t>
+            </w:r>
+            <w:r>
+              <w:rPr>
+                <w:rFonts w:ascii="Arial" w:cs="Arial" w:eastAsia="Arial" w:hAnsi="Arial"/>
+                <w:b w:val="false"/>
+                <w:bCs w:val="false"/>
+                <w:i w:val="false"/>
+                <w:iCs w:val="false"/>
+                <w:color w:val="000000"/>
+                <w:sz w:val="20"/>
+                <w:szCs w:val="20"/>
+              </w:rPr>
+              <w:t xml:space="preserve">Write a function that reads an API key from an environment variable and makes a request. Include error handling if the key is missing.…</w:t>
+            </w:r>
+            <w:r>
+              <w:rPr>
+                <w:rFonts w:ascii="Arial" w:cs="Arial" w:eastAsia="Arial" w:hAnsi="Arial"/>
+                <w:sz w:val="20"/>
+                <w:szCs w:val="20"/>
+              </w:rPr>
+              <w:br/>
+              <w:t xml:space="preserve"/>
+            </w:r>
+            <w:r>
+              <w:rPr>
+                <w:rFonts w:ascii="Arial" w:cs="Arial" w:eastAsia="Arial" w:hAnsi="Arial"/>
+                <w:b/>
+                <w:bCs/>
+                <w:i w:val="false"/>
+                <w:iCs w:val="false"/>
+                <w:color w:val="000000"/>
+                <w:sz w:val="20"/>
+                <w:szCs w:val="20"/>
+              </w:rPr>
+              <w:t xml:space="preserve">    Challenge: </w:t>
+            </w:r>
+            <w:r>
+              <w:rPr>
+                <w:rFonts w:ascii="Arial" w:cs="Arial" w:eastAsia="Arial" w:hAnsi="Arial"/>
+                <w:b w:val="false"/>
+                <w:bCs w:val="false"/>
+                <w:i w:val="false"/>
+                <w:iCs w:val="false"/>
+                <w:color w:val="000000"/>
+                <w:sz w:val="20"/>
+                <w:szCs w:val="20"/>
+              </w:rPr>
+              <w:t xml:space="preserve">Create a system where API keys are stored in a separate config file (not in version control) and loaded into your program.</w:t>
             </w:r>
             <w:r>
               <w:rPr>
@@ -2795,6 +2878,94 @@
       <w:pPr>
         <w:spacing w:after="160"/>
       </w:pPr>
+    </w:p>
+    <w:p>
+      <w:pPr>
+        <w:pBdr>
+          <w:bottom w:val="single" w:color="1B7A4A" w:sz="4" w:space="4"/>
+        </w:pBdr>
+        <w:spacing w:after="100" w:before="120"/>
+      </w:pPr>
+      <w:r>
+        <w:rPr>
+          <w:rFonts w:ascii="Arial" w:cs="Arial" w:eastAsia="Arial" w:hAnsi="Arial"/>
+          <w:b/>
+          <w:bCs/>
+          <w:color w:val="1B7A4A"/>
+          <w:sz w:val="24"/>
+          <w:szCs w:val="24"/>
+        </w:rPr>
+        <w:t xml:space="preserve">Practice Problems</w:t>
+      </w:r>
+    </w:p>
+    <w:p>
+      <w:pPr>
+        <w:spacing w:after="80"/>
+      </w:pPr>
+      <w:r>
+        <w:rPr>
+          <w:rFonts w:ascii="Arial" w:cs="Arial" w:eastAsia="Arial" w:hAnsi="Arial"/>
+          <w:b/>
+          <w:bCs/>
+          <w:sz w:val="20"/>
+          <w:szCs w:val="20"/>
+        </w:rPr>
+        <w:t xml:space="preserve">Problem 1: </w:t>
+      </w:r>
+      <w:r>
+        <w:rPr>
+          <w:rFonts w:ascii="Arial" w:cs="Arial" w:eastAsia="Arial" w:hAnsi="Arial"/>
+          <w:sz w:val="20"/>
+          <w:szCs w:val="20"/>
+        </w:rPr>
+        <w:t xml:space="preserve">Beginner:  Write code that stores an API key in a variable and uses it in a requests.get() call (use a dummy key for now).</w:t>
+      </w:r>
+    </w:p>
+    <w:p>
+      <w:pPr>
+        <w:spacing w:after="80"/>
+      </w:pPr>
+      <w:r>
+        <w:rPr>
+          <w:rFonts w:ascii="Arial" w:cs="Arial" w:eastAsia="Arial" w:hAnsi="Arial"/>
+          <w:b/>
+          <w:bCs/>
+          <w:sz w:val="20"/>
+          <w:szCs w:val="20"/>
+        </w:rPr>
+        <w:t xml:space="preserve">Problem 2: </w:t>
+      </w:r>
+      <w:r>
+        <w:rPr>
+          <w:rFonts w:ascii="Arial" w:cs="Arial" w:eastAsia="Arial" w:hAnsi="Arial"/>
+          <w:sz w:val="20"/>
+          <w:szCs w:val="20"/>
+        </w:rPr>
+        <w:t xml:space="preserve">Intermediate:  Write a function that reads an API key from an environment variable and makes a request. Include error handling if the key is missing.</w:t>
+      </w:r>
+    </w:p>
+    <w:p>
+      <w:pPr>
+        <w:spacing w:after="80"/>
+      </w:pPr>
+      <w:r>
+        <w:rPr>
+          <w:rFonts w:ascii="Arial" w:cs="Arial" w:eastAsia="Arial" w:hAnsi="Arial"/>
+          <w:b/>
+          <w:bCs/>
+          <w:sz w:val="20"/>
+          <w:szCs w:val="20"/>
+        </w:rPr>
+        <w:t xml:space="preserve">Problem 3: </w:t>
+      </w:r>
+      <w:r>
+        <w:rPr>
+          <w:rFonts w:ascii="Arial" w:cs="Arial" w:eastAsia="Arial" w:hAnsi="Arial"/>
+          <w:sz w:val="20"/>
+          <w:szCs w:val="20"/>
+        </w:rPr>
+        <w:t xml:space="preserve">Challenge:  Create a system where API keys are stored in a separate config file (not in version control) and loaded into your program.</w:t>
+      </w:r>
     </w:p>
     <w:p>
       <w:pPr>
